--- a/labs/lab11/report/report.docx
+++ b/labs/lab11/report/report.docx
@@ -23,7 +23,7 @@
         <w:pStyle w:val="Author"/>
       </w:pPr>
       <w:r>
-        <w:t xml:space="preserve">Лебедев Сергей Алексеевич</w:t>
+        <w:t xml:space="preserve">Гаджимурадов Аяз Тахирович</w:t>
       </w:r>
     </w:p>
     <w:sdt>
@@ -104,21 +104,12 @@
         </w:p>
       </w:sdtContent>
     </w:sdt>
-    <w:bookmarkStart w:id="20" w:name="цель-работы"/>
+    <w:bookmarkStart w:id="9" w:name="цель-работы"/>
     <w:p>
       <w:pPr>
         <w:pStyle w:val="Heading1"/>
       </w:pPr>
       <w:r>
-        <w:rPr>
-          <w:rStyle w:val="SectionNumber"/>
-        </w:rPr>
-        <w:t xml:space="preserve">1</w:t>
-      </w:r>
-      <w:r>
-        <w:tab/>
-      </w:r>
-      <w:r>
         <w:t xml:space="preserve">Цель работы</w:t>
       </w:r>
     </w:p>
@@ -130,21 +121,12 @@
         <w:t xml:space="preserve">Познакомиться с операционной системой Linux. Получить практические навыки работы с редактором Emacs.</w:t>
       </w:r>
     </w:p>
-    <w:bookmarkEnd w:id="20"/>
-    <w:bookmarkStart w:id="21" w:name="задание"/>
+    <w:bookmarkEnd w:id="9"/>
+    <w:bookmarkStart w:id="10" w:name="задание"/>
     <w:p>
       <w:pPr>
         <w:pStyle w:val="Heading1"/>
       </w:pPr>
-      <w:r>
-        <w:rPr>
-          <w:rStyle w:val="SectionNumber"/>
-        </w:rPr>
-        <w:t xml:space="preserve">2</w:t>
-      </w:r>
-      <w:r>
-        <w:tab/>
-      </w:r>
       <w:r>
         <w:t xml:space="preserve">Задание</w:t>
       </w:r>
@@ -449,21 +431,12 @@
         <w:t xml:space="preserve">.</w:t>
       </w:r>
     </w:p>
-    <w:bookmarkEnd w:id="21"/>
-    <w:bookmarkStart w:id="22" w:name="теоретическое-введение"/>
+    <w:bookmarkEnd w:id="10"/>
+    <w:bookmarkStart w:id="11" w:name="теоретическое-введение"/>
     <w:p>
       <w:pPr>
         <w:pStyle w:val="Heading1"/>
       </w:pPr>
-      <w:r>
-        <w:rPr>
-          <w:rStyle w:val="SectionNumber"/>
-        </w:rPr>
-        <w:t xml:space="preserve">3</w:t>
-      </w:r>
-      <w:r>
-        <w:tab/>
-      </w:r>
       <w:r>
         <w:t xml:space="preserve">Теоретическое введение</w:t>
       </w:r>
@@ -705,58 +678,31 @@
         <w:t xml:space="preserve">).</w:t>
       </w:r>
     </w:p>
-    <w:bookmarkEnd w:id="22"/>
-    <w:bookmarkStart w:id="60" w:name="выполнение-лабораторной-работы"/>
+    <w:bookmarkEnd w:id="11"/>
+    <w:bookmarkStart w:id="49" w:name="выполнение-лабораторной-работы"/>
     <w:p>
       <w:pPr>
         <w:pStyle w:val="Heading1"/>
       </w:pPr>
       <w:r>
-        <w:rPr>
-          <w:rStyle w:val="SectionNumber"/>
-        </w:rPr>
-        <w:t xml:space="preserve">4</w:t>
-      </w:r>
-      <w:r>
-        <w:tab/>
-      </w:r>
-      <w:r>
         <w:t xml:space="preserve">Выполнение лабораторной работы</w:t>
       </w:r>
     </w:p>
-    <w:bookmarkStart w:id="39" w:name="основные-команды-emacs"/>
+    <w:bookmarkStart w:id="28" w:name="основные-команды-emacs"/>
     <w:p>
       <w:pPr>
         <w:pStyle w:val="Heading2"/>
       </w:pPr>
       <w:r>
-        <w:rPr>
-          <w:rStyle w:val="SectionNumber"/>
-        </w:rPr>
-        <w:t xml:space="preserve">4.1</w:t>
-      </w:r>
-      <w:r>
-        <w:tab/>
-      </w:r>
-      <w:r>
         <w:t xml:space="preserve">Основные команды emacs</w:t>
       </w:r>
     </w:p>
-    <w:bookmarkStart w:id="31" w:name="открытие-редактора"/>
+    <w:bookmarkStart w:id="20" w:name="открытие-редактора"/>
     <w:p>
       <w:pPr>
         <w:pStyle w:val="Heading3"/>
       </w:pPr>
       <w:r>
-        <w:rPr>
-          <w:rStyle w:val="SectionNumber"/>
-        </w:rPr>
-        <w:t xml:space="preserve">4.1.1</w:t>
-      </w:r>
-      <w:r>
-        <w:tab/>
-      </w:r>
-      <w:r>
         <w:t xml:space="preserve">Открытие редактора</w:t>
       </w:r>
     </w:p>
@@ -780,7 +726,16 @@
         <w:t xml:space="preserve"> </w:t>
       </w:r>
       <w:r>
-        <w:t xml:space="preserve">(рис. 1).</w:t>
+        <w:t xml:space="preserve">(рис.</w:t>
+      </w:r>
+      <w:r>
+        <w:t xml:space="preserve"> </w:t>
+      </w:r>
+      <w:r>
+        <w:t xml:space="preserve">@fig:001</w:t>
+      </w:r>
+      <w:r>
+        <w:t xml:space="preserve">).</w:t>
       </w:r>
     </w:p>
     <w:p>
@@ -794,7 +749,7 @@
         <w:t xml:space="preserve">emacs</w:t>
       </w:r>
     </w:p>
-    <w:bookmarkStart w:id="26" w:name="fig:001"/>
+    <w:bookmarkStart w:id="15" w:name="fig:001"/>
     <w:p>
       <w:pPr>
         <w:pStyle w:val="CaptionedFigure"/>
@@ -804,18 +759,18 @@
           <wp:inline>
             <wp:extent cx="3733800" cy="385170"/>
             <wp:effectExtent b="0" l="0" r="0" t="0"/>
-            <wp:docPr descr="Рис. 1: Запуск Emacs из командной строки" title="" id="24" name="Picture"/>
+            <wp:docPr descr="Запуск Emacs из командной строки" title="" id="13" name="Picture"/>
             <a:graphic>
               <a:graphicData uri="http://schemas.openxmlformats.org/drawingml/2006/picture">
                 <pic:pic>
                   <pic:nvPicPr>
-                    <pic:cNvPr descr="images/6.png" id="25" name="Picture"/>
+                    <pic:cNvPr descr="images/6.png" id="14" name="Picture"/>
                     <pic:cNvPicPr>
                       <a:picLocks noChangeArrowheads="1" noChangeAspect="1"/>
                     </pic:cNvPicPr>
                   </pic:nvPicPr>
                   <pic:blipFill>
-                    <a:blip r:embed="rId23"/>
+                    <a:blip r:embed="rId12"/>
                     <a:stretch>
                       <a:fillRect/>
                     </a:stretch>
@@ -847,19 +802,28 @@
         <w:pStyle w:val="ImageCaption"/>
       </w:pPr>
       <w:r>
-        <w:t xml:space="preserve">Рис. 1: Запуск Emacs из командной строки</w:t>
-      </w:r>
-    </w:p>
-    <w:bookmarkEnd w:id="26"/>
+        <w:t xml:space="preserve">Запуск Emacs из командной строки</w:t>
+      </w:r>
+    </w:p>
+    <w:bookmarkEnd w:id="15"/>
     <w:p>
       <w:pPr>
         <w:pStyle w:val="BodyText"/>
       </w:pPr>
       <w:r>
-        <w:t xml:space="preserve">После запуска открылся стартовый экран GNU Emacs с приветственным сообщением и ссылками на обучающие материалы (рис. 2).</w:t>
-      </w:r>
-    </w:p>
-    <w:bookmarkStart w:id="30" w:name="fig:002"/>
+        <w:t xml:space="preserve">После запуска открылся стартовый экран GNU Emacs с приветственным сообщением и ссылками на обучающие материалы (рис.</w:t>
+      </w:r>
+      <w:r>
+        <w:t xml:space="preserve"> </w:t>
+      </w:r>
+      <w:r>
+        <w:t xml:space="preserve">@fig:002</w:t>
+      </w:r>
+      <w:r>
+        <w:t xml:space="preserve">).</w:t>
+      </w:r>
+    </w:p>
+    <w:bookmarkStart w:id="19" w:name="fig:002"/>
     <w:p>
       <w:pPr>
         <w:pStyle w:val="CaptionedFigure"/>
@@ -869,18 +833,18 @@
           <wp:inline>
             <wp:extent cx="3733800" cy="2560178"/>
             <wp:effectExtent b="0" l="0" r="0" t="0"/>
-            <wp:docPr descr="Рис. 2: Стартовый экран GNU Emacs" title="" id="28" name="Picture"/>
+            <wp:docPr descr="Стартовый экран GNU Emacs" title="" id="17" name="Picture"/>
             <a:graphic>
               <a:graphicData uri="http://schemas.openxmlformats.org/drawingml/2006/picture">
                 <pic:pic>
                   <pic:nvPicPr>
-                    <pic:cNvPr descr="images/1.png" id="29" name="Picture"/>
+                    <pic:cNvPr descr="images/1.png" id="18" name="Picture"/>
                     <pic:cNvPicPr>
                       <a:picLocks noChangeArrowheads="1" noChangeAspect="1"/>
                     </pic:cNvPicPr>
                   </pic:nvPicPr>
                   <pic:blipFill>
-                    <a:blip r:embed="rId27"/>
+                    <a:blip r:embed="rId16"/>
                     <a:stretch>
                       <a:fillRect/>
                     </a:stretch>
@@ -912,26 +876,17 @@
         <w:pStyle w:val="ImageCaption"/>
       </w:pPr>
       <w:r>
-        <w:t xml:space="preserve">Рис. 2: Стартовый экран GNU Emacs</w:t>
-      </w:r>
-    </w:p>
-    <w:bookmarkEnd w:id="30"/>
-    <w:bookmarkEnd w:id="31"/>
-    <w:bookmarkStart w:id="36" w:name="создание-файла-и-набор-текста"/>
+        <w:t xml:space="preserve">Стартовый экран GNU Emacs</w:t>
+      </w:r>
+    </w:p>
+    <w:bookmarkEnd w:id="19"/>
+    <w:bookmarkEnd w:id="20"/>
+    <w:bookmarkStart w:id="25" w:name="создание-файла-и-набор-текста"/>
     <w:p>
       <w:pPr>
         <w:pStyle w:val="Heading3"/>
       </w:pPr>
       <w:r>
-        <w:rPr>
-          <w:rStyle w:val="SectionNumber"/>
-        </w:rPr>
-        <w:t xml:space="preserve">4.1.2</w:t>
-      </w:r>
-      <w:r>
-        <w:tab/>
-      </w:r>
-      <w:r>
         <w:t xml:space="preserve">Создание файла и набор текста</w:t>
       </w:r>
     </w:p>
@@ -967,7 +922,16 @@
         <w:t xml:space="preserve">lab07.sh</w:t>
       </w:r>
       <w:r>
-        <w:t xml:space="preserve">. Набран следующий текст программы (рис. 3):</w:t>
+        <w:t xml:space="preserve">. Набран следующий текст программы (рис.</w:t>
+      </w:r>
+      <w:r>
+        <w:t xml:space="preserve"> </w:t>
+      </w:r>
+      <w:r>
+        <w:t xml:space="preserve">@fig:003</w:t>
+      </w:r>
+      <w:r>
+        <w:t xml:space="preserve">):</w:t>
       </w:r>
     </w:p>
     <w:p>
@@ -1124,7 +1088,7 @@
         <w:t xml:space="preserve">.</w:t>
       </w:r>
     </w:p>
-    <w:bookmarkStart w:id="35" w:name="fig:003"/>
+    <w:bookmarkStart w:id="24" w:name="fig:003"/>
     <w:p>
       <w:pPr>
         <w:pStyle w:val="CaptionedFigure"/>
@@ -1134,18 +1098,18 @@
           <wp:inline>
             <wp:extent cx="3733800" cy="1352180"/>
             <wp:effectExtent b="0" l="0" r="0" t="0"/>
-            <wp:docPr descr="Рис. 3: Файл lab07.sh с набранным текстом в Emacs" title="" id="33" name="Picture"/>
+            <wp:docPr descr="Файл lab07.sh с набранным текстом в Emacs" title="" id="22" name="Picture"/>
             <a:graphic>
               <a:graphicData uri="http://schemas.openxmlformats.org/drawingml/2006/picture">
                 <pic:pic>
                   <pic:nvPicPr>
-                    <pic:cNvPr descr="images/2.png" id="34" name="Picture"/>
+                    <pic:cNvPr descr="images/2.png" id="23" name="Picture"/>
                     <pic:cNvPicPr>
                       <a:picLocks noChangeArrowheads="1" noChangeAspect="1"/>
                     </pic:cNvPicPr>
                   </pic:nvPicPr>
                   <pic:blipFill>
-                    <a:blip r:embed="rId32"/>
+                    <a:blip r:embed="rId21"/>
                     <a:stretch>
                       <a:fillRect/>
                     </a:stretch>
@@ -1177,25 +1141,16 @@
         <w:pStyle w:val="ImageCaption"/>
       </w:pPr>
       <w:r>
-        <w:t xml:space="preserve">Рис. 3: Файл lab07.sh с набранным текстом в Emacs</w:t>
-      </w:r>
-    </w:p>
-    <w:bookmarkEnd w:id="35"/>
-    <w:bookmarkEnd w:id="36"/>
-    <w:bookmarkStart w:id="37" w:name="редактирование-текста"/>
+        <w:t xml:space="preserve">Файл lab07.sh с набранным текстом в Emacs</w:t>
+      </w:r>
+    </w:p>
+    <w:bookmarkEnd w:id="24"/>
+    <w:bookmarkEnd w:id="25"/>
+    <w:bookmarkStart w:id="26" w:name="редактирование-текста"/>
     <w:p>
       <w:pPr>
         <w:pStyle w:val="Heading3"/>
       </w:pPr>
-      <w:r>
-        <w:rPr>
-          <w:rStyle w:val="SectionNumber"/>
-        </w:rPr>
-        <w:t xml:space="preserve">4.1.3</w:t>
-      </w:r>
-      <w:r>
-        <w:tab/>
-      </w:r>
       <w:r>
         <w:t xml:space="preserve">Редактирование текста</w:t>
       </w:r>
@@ -1376,22 +1331,13 @@
         <w:t xml:space="preserve">.</w:t>
       </w:r>
     </w:p>
-    <w:bookmarkEnd w:id="37"/>
-    <w:bookmarkStart w:id="38" w:name="перемещение-курсора"/>
+    <w:bookmarkEnd w:id="26"/>
+    <w:bookmarkStart w:id="27" w:name="перемещение-курсора"/>
     <w:p>
       <w:pPr>
         <w:pStyle w:val="Heading3"/>
       </w:pPr>
       <w:r>
-        <w:rPr>
-          <w:rStyle w:val="SectionNumber"/>
-        </w:rPr>
-        <w:t xml:space="preserve">4.1.4</w:t>
-      </w:r>
-      <w:r>
-        <w:tab/>
-      </w:r>
-      <w:r>
         <w:t xml:space="preserve">Перемещение курсора</w:t>
       </w:r>
     </w:p>
@@ -1463,41 +1409,23 @@
         <w:t xml:space="preserve">— в конец буфера.</w:t>
       </w:r>
     </w:p>
-    <w:bookmarkEnd w:id="38"/>
-    <w:bookmarkEnd w:id="39"/>
-    <w:bookmarkStart w:id="45" w:name="управление-буферами"/>
+    <w:bookmarkEnd w:id="27"/>
+    <w:bookmarkEnd w:id="28"/>
+    <w:bookmarkStart w:id="34" w:name="управление-буферами"/>
     <w:p>
       <w:pPr>
         <w:pStyle w:val="Heading2"/>
       </w:pPr>
       <w:r>
-        <w:rPr>
-          <w:rStyle w:val="SectionNumber"/>
-        </w:rPr>
-        <w:t xml:space="preserve">4.2</w:t>
-      </w:r>
-      <w:r>
-        <w:tab/>
-      </w:r>
-      <w:r>
         <w:t xml:space="preserve">Управление буферами</w:t>
       </w:r>
     </w:p>
-    <w:bookmarkStart w:id="44" w:name="вывод-списка-буферов"/>
+    <w:bookmarkStart w:id="33" w:name="вывод-списка-буферов"/>
     <w:p>
       <w:pPr>
         <w:pStyle w:val="Heading3"/>
       </w:pPr>
       <w:r>
-        <w:rPr>
-          <w:rStyle w:val="SectionNumber"/>
-        </w:rPr>
-        <w:t xml:space="preserve">4.2.1</w:t>
-      </w:r>
-      <w:r>
-        <w:tab/>
-      </w:r>
-      <w:r>
         <w:t xml:space="preserve">Вывод списка буферов</w:t>
       </w:r>
     </w:p>
@@ -1521,7 +1449,16 @@
         <w:t xml:space="preserve"> </w:t>
       </w:r>
       <w:r>
-        <w:t xml:space="preserve">выведен список активных буферов в новом окне (рис. 4). В списке отображены буферы</w:t>
+        <w:t xml:space="preserve">выведен список активных буферов в новом окне (рис.</w:t>
+      </w:r>
+      <w:r>
+        <w:t xml:space="preserve"> </w:t>
+      </w:r>
+      <w:r>
+        <w:t xml:space="preserve">@fig:004</w:t>
+      </w:r>
+      <w:r>
+        <w:t xml:space="preserve">). В списке отображены буферы</w:t>
       </w:r>
       <w:r>
         <w:t xml:space="preserve"> </w:t>
@@ -1587,7 +1524,7 @@
         <w:t xml:space="preserve">.</w:t>
       </w:r>
     </w:p>
-    <w:bookmarkStart w:id="43" w:name="fig:004"/>
+    <w:bookmarkStart w:id="32" w:name="fig:004"/>
     <w:p>
       <w:pPr>
         <w:pStyle w:val="CaptionedFigure"/>
@@ -1597,18 +1534,18 @@
           <wp:inline>
             <wp:extent cx="3733800" cy="1455479"/>
             <wp:effectExtent b="0" l="0" r="0" t="0"/>
-            <wp:docPr descr="Рис. 4: Список активных буферов в Emacs" title="" id="41" name="Picture"/>
+            <wp:docPr descr="Список активных буферов в Emacs" title="" id="30" name="Picture"/>
             <a:graphic>
               <a:graphicData uri="http://schemas.openxmlformats.org/drawingml/2006/picture">
                 <pic:pic>
                   <pic:nvPicPr>
-                    <pic:cNvPr descr="images/4.png" id="42" name="Picture"/>
+                    <pic:cNvPr descr="images/4.png" id="31" name="Picture"/>
                     <pic:cNvPicPr>
                       <a:picLocks noChangeArrowheads="1" noChangeAspect="1"/>
                     </pic:cNvPicPr>
                   </pic:nvPicPr>
                   <pic:blipFill>
-                    <a:blip r:embed="rId40"/>
+                    <a:blip r:embed="rId29"/>
                     <a:stretch>
                       <a:fillRect/>
                     </a:stretch>
@@ -1640,10 +1577,10 @@
         <w:pStyle w:val="ImageCaption"/>
       </w:pPr>
       <w:r>
-        <w:t xml:space="preserve">Рис. 4: Список активных буферов в Emacs</w:t>
-      </w:r>
-    </w:p>
-    <w:bookmarkEnd w:id="43"/>
+        <w:t xml:space="preserve">Список активных буферов в Emacs</w:t>
+      </w:r>
+    </w:p>
+    <w:bookmarkEnd w:id="32"/>
     <w:p>
       <w:pPr>
         <w:pStyle w:val="BodyText"/>
@@ -1688,41 +1625,23 @@
         <w:t xml:space="preserve">.</w:t>
       </w:r>
     </w:p>
-    <w:bookmarkEnd w:id="44"/>
-    <w:bookmarkEnd w:id="45"/>
-    <w:bookmarkStart w:id="51" w:name="управление-окнами"/>
+    <w:bookmarkEnd w:id="33"/>
+    <w:bookmarkEnd w:id="34"/>
+    <w:bookmarkStart w:id="40" w:name="управление-окнами"/>
     <w:p>
       <w:pPr>
         <w:pStyle w:val="Heading2"/>
       </w:pPr>
       <w:r>
-        <w:rPr>
-          <w:rStyle w:val="SectionNumber"/>
-        </w:rPr>
-        <w:t xml:space="preserve">4.3</w:t>
-      </w:r>
-      <w:r>
-        <w:tab/>
-      </w:r>
-      <w:r>
         <w:t xml:space="preserve">Управление окнами</w:t>
       </w:r>
     </w:p>
-    <w:bookmarkStart w:id="50" w:name="разделение-фрейма-на-4-части"/>
+    <w:bookmarkStart w:id="39" w:name="разделение-фрейма-на-4-части"/>
     <w:p>
       <w:pPr>
         <w:pStyle w:val="Heading3"/>
       </w:pPr>
       <w:r>
-        <w:rPr>
-          <w:rStyle w:val="SectionNumber"/>
-        </w:rPr>
-        <w:t xml:space="preserve">4.3.1</w:t>
-      </w:r>
-      <w:r>
-        <w:tab/>
-      </w:r>
-      <w:r>
         <w:t xml:space="preserve">Разделение фрейма на 4 части</w:t>
       </w:r>
     </w:p>
@@ -1755,10 +1674,19 @@
         <w:t xml:space="preserve">C-x 2</w:t>
       </w:r>
       <w:r>
-        <w:t xml:space="preserve">. В результате получены четыре окна (рис. 5). В каждом из четырёх окон открыт новый буфер и введены строки текста.</w:t>
-      </w:r>
-    </w:p>
-    <w:bookmarkStart w:id="49" w:name="fig:005"/>
+        <w:t xml:space="preserve">. В результате получены четыре окна (рис.</w:t>
+      </w:r>
+      <w:r>
+        <w:t xml:space="preserve"> </w:t>
+      </w:r>
+      <w:r>
+        <w:t xml:space="preserve">@fig:005</w:t>
+      </w:r>
+      <w:r>
+        <w:t xml:space="preserve">). В каждом из четырёх окон открыт новый буфер и введены строки текста.</w:t>
+      </w:r>
+    </w:p>
+    <w:bookmarkStart w:id="38" w:name="fig:005"/>
     <w:p>
       <w:pPr>
         <w:pStyle w:val="CaptionedFigure"/>
@@ -1768,18 +1696,18 @@
           <wp:inline>
             <wp:extent cx="3733800" cy="2072021"/>
             <wp:effectExtent b="0" l="0" r="0" t="0"/>
-            <wp:docPr descr="Рис. 5: Фрейм Emacs, разделённый на 4 окна" title="" id="47" name="Picture"/>
+            <wp:docPr descr="Фрейм Emacs, разделённый на 4 окна" title="" id="36" name="Picture"/>
             <a:graphic>
               <a:graphicData uri="http://schemas.openxmlformats.org/drawingml/2006/picture">
                 <pic:pic>
                   <pic:nvPicPr>
-                    <pic:cNvPr descr="images/5.png" id="48" name="Picture"/>
+                    <pic:cNvPr descr="images/5.png" id="37" name="Picture"/>
                     <pic:cNvPicPr>
                       <a:picLocks noChangeArrowheads="1" noChangeAspect="1"/>
                     </pic:cNvPicPr>
                   </pic:nvPicPr>
                   <pic:blipFill>
-                    <a:blip r:embed="rId46"/>
+                    <a:blip r:embed="rId35"/>
                     <a:stretch>
                       <a:fillRect/>
                     </a:stretch>
@@ -1811,45 +1739,27 @@
         <w:pStyle w:val="ImageCaption"/>
       </w:pPr>
       <w:r>
-        <w:t xml:space="preserve">Рис. 5: Фрейм Emacs, разделённый на 4 окна</w:t>
-      </w:r>
-    </w:p>
-    <w:bookmarkEnd w:id="49"/>
-    <w:bookmarkEnd w:id="50"/>
-    <w:bookmarkEnd w:id="51"/>
-    <w:bookmarkStart w:id="59" w:name="режим-поиска"/>
+        <w:t xml:space="preserve">Фрейм Emacs, разделённый на 4 окна</w:t>
+      </w:r>
+    </w:p>
+    <w:bookmarkEnd w:id="38"/>
+    <w:bookmarkEnd w:id="39"/>
+    <w:bookmarkEnd w:id="40"/>
+    <w:bookmarkStart w:id="48" w:name="режим-поиска"/>
     <w:p>
       <w:pPr>
         <w:pStyle w:val="Heading2"/>
       </w:pPr>
       <w:r>
-        <w:rPr>
-          <w:rStyle w:val="SectionNumber"/>
-        </w:rPr>
-        <w:t xml:space="preserve">4.4</w:t>
-      </w:r>
-      <w:r>
-        <w:tab/>
-      </w:r>
-      <w:r>
         <w:t xml:space="preserve">Режим поиска</w:t>
       </w:r>
     </w:p>
-    <w:bookmarkStart w:id="52" w:name="обычный-поиск"/>
+    <w:bookmarkStart w:id="41" w:name="обычный-поиск"/>
     <w:p>
       <w:pPr>
         <w:pStyle w:val="Heading3"/>
       </w:pPr>
       <w:r>
-        <w:rPr>
-          <w:rStyle w:val="SectionNumber"/>
-        </w:rPr>
-        <w:t xml:space="preserve">4.4.1</w:t>
-      </w:r>
-      <w:r>
-        <w:tab/>
-      </w:r>
-      <w:r>
         <w:t xml:space="preserve">Обычный поиск</w:t>
       </w:r>
     </w:p>
@@ -1897,22 +1807,13 @@
         <w:t xml:space="preserve">.</w:t>
       </w:r>
     </w:p>
-    <w:bookmarkEnd w:id="52"/>
-    <w:bookmarkStart w:id="53" w:name="поиск-с-заменой"/>
+    <w:bookmarkEnd w:id="41"/>
+    <w:bookmarkStart w:id="42" w:name="поиск-с-заменой"/>
     <w:p>
       <w:pPr>
         <w:pStyle w:val="Heading3"/>
       </w:pPr>
       <w:r>
-        <w:rPr>
-          <w:rStyle w:val="SectionNumber"/>
-        </w:rPr>
-        <w:t xml:space="preserve">4.4.2</w:t>
-      </w:r>
-      <w:r>
-        <w:tab/>
-      </w:r>
-      <w:r>
         <w:t xml:space="preserve">Поиск с заменой</w:t>
       </w:r>
     </w:p>
@@ -1963,22 +1864,13 @@
         <w:t xml:space="preserve">для подтверждения замены.</w:t>
       </w:r>
     </w:p>
-    <w:bookmarkEnd w:id="53"/>
-    <w:bookmarkStart w:id="58" w:name="режим-m-s-o"/>
+    <w:bookmarkEnd w:id="42"/>
+    <w:bookmarkStart w:id="47" w:name="режим-m-s-o"/>
     <w:p>
       <w:pPr>
         <w:pStyle w:val="Heading3"/>
       </w:pPr>
       <w:r>
-        <w:rPr>
-          <w:rStyle w:val="SectionNumber"/>
-        </w:rPr>
-        <w:t xml:space="preserve">4.4.3</w:t>
-      </w:r>
-      <w:r>
-        <w:tab/>
-      </w:r>
-      <w:r>
         <w:t xml:space="preserve">Режим M-s o</w:t>
       </w:r>
     </w:p>
@@ -2014,10 +1906,19 @@
         <w:t xml:space="preserve">C-s</w:t>
       </w:r>
       <w:r>
-        <w:t xml:space="preserve">, данный режим выводит в отдельном буфере список всех строк файла, содержащих искомое слово, с указанием номеров строк. Это позволяет получить общую картину всех вхождений сразу, не переходя по ним по одному (рис. 6).</w:t>
-      </w:r>
-    </w:p>
-    <w:bookmarkStart w:id="57" w:name="fig:006"/>
+        <w:t xml:space="preserve">, данный режим выводит в отдельном буфере список всех строк файла, содержащих искомое слово, с указанием номеров строк. Это позволяет получить общую картину всех вхождений сразу, не переходя по ним по одному (рис.</w:t>
+      </w:r>
+      <w:r>
+        <w:t xml:space="preserve"> </w:t>
+      </w:r>
+      <w:r>
+        <w:t xml:space="preserve">@fig:006</w:t>
+      </w:r>
+      <w:r>
+        <w:t xml:space="preserve">).</w:t>
+      </w:r>
+    </w:p>
+    <w:bookmarkStart w:id="46" w:name="fig:006"/>
     <w:p>
       <w:pPr>
         <w:pStyle w:val="CaptionedFigure"/>
@@ -2027,18 +1928,18 @@
           <wp:inline>
             <wp:extent cx="3733800" cy="1856661"/>
             <wp:effectExtent b="0" l="0" r="0" t="0"/>
-            <wp:docPr descr="Рис. 6: Файл lab07.sh после редактирования" title="" id="55" name="Picture"/>
+            <wp:docPr descr="Файл lab07.sh после редактирования" title="" id="44" name="Picture"/>
             <a:graphic>
               <a:graphicData uri="http://schemas.openxmlformats.org/drawingml/2006/picture">
                 <pic:pic>
                   <pic:nvPicPr>
-                    <pic:cNvPr descr="images/3.png" id="56" name="Picture"/>
+                    <pic:cNvPr descr="images/3.png" id="45" name="Picture"/>
                     <pic:cNvPicPr>
                       <a:picLocks noChangeArrowheads="1" noChangeAspect="1"/>
                     </pic:cNvPicPr>
                   </pic:nvPicPr>
                   <pic:blipFill>
-                    <a:blip r:embed="rId54"/>
+                    <a:blip r:embed="rId43"/>
                     <a:stretch>
                       <a:fillRect/>
                     </a:stretch>
@@ -2070,27 +1971,18 @@
         <w:pStyle w:val="ImageCaption"/>
       </w:pPr>
       <w:r>
-        <w:t xml:space="preserve">Рис. 6: Файл lab07.sh после редактирования</w:t>
-      </w:r>
-    </w:p>
-    <w:bookmarkEnd w:id="57"/>
-    <w:bookmarkEnd w:id="58"/>
-    <w:bookmarkEnd w:id="59"/>
-    <w:bookmarkEnd w:id="60"/>
-    <w:bookmarkStart w:id="61" w:name="контрольные-вопросы"/>
+        <w:t xml:space="preserve">Файл lab07.sh после редактирования</w:t>
+      </w:r>
+    </w:p>
+    <w:bookmarkEnd w:id="46"/>
+    <w:bookmarkEnd w:id="47"/>
+    <w:bookmarkEnd w:id="48"/>
+    <w:bookmarkEnd w:id="49"/>
+    <w:bookmarkStart w:id="50" w:name="контрольные-вопросы"/>
     <w:p>
       <w:pPr>
         <w:pStyle w:val="Heading1"/>
       </w:pPr>
-      <w:r>
-        <w:rPr>
-          <w:rStyle w:val="SectionNumber"/>
-        </w:rPr>
-        <w:t xml:space="preserve">5</w:t>
-      </w:r>
-      <w:r>
-        <w:tab/>
-      </w:r>
       <w:r>
         <w:t xml:space="preserve">Контрольные вопросы</w:t>
       </w:r>
@@ -2637,22 +2529,13 @@
         <w:t xml:space="preserve">На начальном этапе освоения vi кажется более лаконичным: три чётко разграниченных режима работы и минималистичный интерфейс позволяют быстро понять логику редактора. Emacs предоставляет значительно больше возможностей и расширений, однако требует большего времени на привыкание к комбинациям клавиш. Для профессиональной работы Emacs предпочтительнее благодаря гибкости и интегрированной среде, тогда как vi незаменим при работе на удалённых серверах, где Emacs может быть недоступен.</w:t>
       </w:r>
     </w:p>
-    <w:bookmarkEnd w:id="61"/>
-    <w:bookmarkStart w:id="62" w:name="выводы"/>
+    <w:bookmarkEnd w:id="50"/>
+    <w:bookmarkStart w:id="51" w:name="выводы"/>
     <w:p>
       <w:pPr>
         <w:pStyle w:val="Heading1"/>
       </w:pPr>
       <w:r>
-        <w:rPr>
-          <w:rStyle w:val="SectionNumber"/>
-        </w:rPr>
-        <w:t xml:space="preserve">6</w:t>
-      </w:r>
-      <w:r>
-        <w:tab/>
-      </w:r>
-      <w:r>
         <w:t xml:space="preserve">Выводы</w:t>
       </w:r>
     </w:p>
@@ -2718,8 +2601,8 @@
         <w:t xml:space="preserve">отличается от обычного поиска выводом полного списка строк с вхождениями в отдельном буфере.</w:t>
       </w:r>
     </w:p>
-    <w:bookmarkEnd w:id="62"/>
-    <w:bookmarkStart w:id="64" w:name="список-литературы"/>
+    <w:bookmarkEnd w:id="51"/>
+    <w:bookmarkStart w:id="53" w:name="список-литературы"/>
     <w:p>
       <w:pPr>
         <w:pStyle w:val="Heading1"/>
@@ -2728,9 +2611,9 @@
         <w:t xml:space="preserve">Список литературы</w:t>
       </w:r>
     </w:p>
-    <w:bookmarkStart w:id="63" w:name="refs"/>
-    <w:bookmarkEnd w:id="63"/>
-    <w:bookmarkEnd w:id="64"/>
+    <w:bookmarkStart w:id="52" w:name="refs"/>
+    <w:bookmarkEnd w:id="52"/>
+    <w:bookmarkEnd w:id="53"/>
     <w:sectPr>
       <w:footnotePr>
         <w:numRestart w:val="eachSect"/>
@@ -3076,10 +2959,10 @@
   <w:docDefaults>
     <w:rPrDefault>
       <w:rPr>
-        <w:rFonts w:asciiTheme="minorHAnsi" w:cstheme="minorBidi" w:eastAsiaTheme="minorHAnsi" w:hAnsiTheme="minorHAnsi"/>
+        <w:rFonts w:asciiTheme="minorHAnsi" w:cstheme="minorBidi" w:eastAsiaTheme="minorEastAsia" w:hAnsiTheme="minorHAnsi"/>
         <w:sz w:val="24"/>
         <w:szCs w:val="24"/>
-        <w:lang w:bidi="ar-SA" w:eastAsia="en-US" w:val="ru-RU"/>
+        <w:lang w:bidi="ar-SA" w:eastAsia="zh-CN" w:val="ru-RU"/>
       </w:rPr>
     </w:rPrDefault>
     <w:pPrDefault>
@@ -3620,13 +3503,6 @@
       </w:tblCellMar>
     </w:tblPr>
     <w:tblStylePr w:type="firstRow">
-      <w:tblPr>
-        <w:jc w:val="left"/>
-        <w:tblInd w:type="dxa" w:w="0"/>
-      </w:tblPr>
-      <w:trPr>
-        <w:jc w:val="left"/>
-      </w:trPr>
       <w:tcPr>
         <w:tcBorders>
           <w:bottom w:val="single"/>
